--- a/docs/验收演示/AI辅助教学评价系统演示数据与操作手册.docx
+++ b/docs/验收演示/AI辅助教学评价系统演示数据与操作手册.docx
@@ -41,7 +41,7 @@
           <w:b w:val="0"/>
           <w:sz w:val="22"/>
         </w:rPr>
-        <w:t>适用版本：完整演示数据集（--full-demo）</w:t>
+        <w:t>适用版本：数据管理模块 SQLite 导入演示数据集</w:t>
       </w:r>
     </w:p>
     <w:p>
@@ -88,7 +88,7 @@
           <w:rFonts w:ascii="Microsoft YaHei" w:hAnsi="Microsoft YaHei" w:eastAsia="Microsoft YaHei"/>
           <w:b w:val="0"/>
         </w:rPr>
-        <w:t>关闭正在运行的后端和前端服务，避免数据库被占用。</w:t>
+        <w:t>服务器先完成基础项目部署，并已初始化默认课程、教师和学生账号；导入文件只补充教学过程数据，不会创建学生账号。</w:t>
       </w:r>
     </w:p>
     <w:p>
@@ -108,7 +108,7 @@
           <w:rFonts w:ascii="Microsoft YaHei" w:hAnsi="Microsoft YaHei" w:eastAsia="Microsoft YaHei"/>
           <w:b w:val="0"/>
         </w:rPr>
-        <w:t>打开 PowerShell，进入项目根目录：D:\aiteaching\code\ai-teaching-evaluation-system。</w:t>
+        <w:t>将“导入数据”目录中的五个 SQLite 文件上传或复制到可访问位置；不要替换服务器的 backend\app.db。</w:t>
       </w:r>
     </w:p>
     <w:p>
@@ -128,7 +128,7 @@
           <w:rFonts w:ascii="Microsoft YaHei" w:hAnsi="Microsoft YaHei" w:eastAsia="Microsoft YaHei"/>
           <w:b w:val="0"/>
         </w:rPr>
-        <w:t>如需保留当前数据库，先复制 backend\app.db；后续完整重建会覆盖该文件。</w:t>
+        <w:t>使用 teacher / 123456 登录，进入 数据采集 → 上传数据，数据类型选择“数据库导入”。</w:t>
       </w:r>
     </w:p>
     <w:p>
@@ -148,81 +148,9 @@
           <w:rFonts w:ascii="Microsoft YaHei" w:hAnsi="Microsoft YaHei" w:eastAsia="Microsoft YaHei"/>
           <w:b w:val="0"/>
         </w:rPr>
-        <w:t>执行完整演示数据重建命令。命令完成后，不再手工导入成绩文件，以免改变验收数据。</w:t>
+        <w:t>先选择对应课程，再上传同名课程文件。每次只上传一个文件；导入完成后等待页面提示分析刷新完成，再切换下一门课程。</w:t>
       </w:r>
     </w:p>
-    <w:tbl>
-      <w:tblPr>
-        <w:tblW w:type="auto" w:w="0"/>
-        <w:tblLayout w:type="fixed"/>
-        <w:tblLook w:firstColumn="1" w:firstRow="1" w:lastColumn="0" w:lastRow="0" w:noHBand="0" w:noVBand="1" w:val="04A0"/>
-      </w:tblPr>
-      <w:tblGrid>
-        <w:gridCol w:w="10166"/>
-      </w:tblGrid>
-      <w:tr>
-        <w:tc>
-          <w:tcPr>
-            <w:tcW w:type="dxa" w:w="10166"/>
-            <w:shd w:fill="F2F4F7"/>
-            <w:tcMar>
-              <w:top w:w="100" w:type="dxa"/>
-              <w:start w:w="160" w:type="dxa"/>
-              <w:bottom w:w="100" w:type="dxa"/>
-              <w:end w:w="160" w:type="dxa"/>
-            </w:tcMar>
-          </w:tcPr>
-          <w:p>
-            <w:pPr>
-              <w:spacing w:after="0"/>
-            </w:pPr>
-            <w:r>
-              <w:rPr>
-                <w:rFonts w:ascii="Consolas" w:hAnsi="Consolas"/>
-                <w:sz w:val="18"/>
-              </w:rPr>
-              <w:t>cd backend</w:t>
-            </w:r>
-          </w:p>
-        </w:tc>
-      </w:tr>
-    </w:tbl>
-    <w:tbl>
-      <w:tblPr>
-        <w:tblW w:type="auto" w:w="0"/>
-        <w:tblLayout w:type="fixed"/>
-        <w:tblLook w:firstColumn="1" w:firstRow="1" w:lastColumn="0" w:lastRow="0" w:noHBand="0" w:noVBand="1" w:val="04A0"/>
-      </w:tblPr>
-      <w:tblGrid>
-        <w:gridCol w:w="10166"/>
-      </w:tblGrid>
-      <w:tr>
-        <w:tc>
-          <w:tcPr>
-            <w:tcW w:type="dxa" w:w="10166"/>
-            <w:shd w:fill="F2F4F7"/>
-            <w:tcMar>
-              <w:top w:w="100" w:type="dxa"/>
-              <w:start w:w="160" w:type="dxa"/>
-              <w:bottom w:w="100" w:type="dxa"/>
-              <w:end w:w="160" w:type="dxa"/>
-            </w:tcMar>
-          </w:tcPr>
-          <w:p>
-            <w:pPr>
-              <w:spacing w:after="0"/>
-            </w:pPr>
-            <w:r>
-              <w:rPr>
-                <w:rFonts w:ascii="Consolas" w:hAnsi="Consolas"/>
-                <w:sz w:val="18"/>
-              </w:rPr>
-              <w:t>..\.venv\Scripts\python.exe -m app.seed --full-demo</w:t>
-            </w:r>
-          </w:p>
-        </w:tc>
-      </w:tr>
-    </w:tbl>
     <w:p>
       <w:r>
         <w:rPr>
@@ -236,7 +164,7 @@
           <w:rFonts w:ascii="Microsoft YaHei" w:hAnsi="Microsoft YaHei" w:eastAsia="Microsoft YaHei"/>
           <w:b w:val="0"/>
         </w:rPr>
-        <w:t>终端显示 [demo-data] 生成完成；数据库已包含五门课程的完整过程数据。</w:t>
+        <w:t>上传结果显示“单项成绩、成绩考勤情况、课堂参与情况、课程测试各题扣分情况”，错误数为 0。</w:t>
       </w:r>
     </w:p>
     <w:p>
@@ -596,6 +524,521 @@
       <w:pPr>
         <w:spacing w:after="20"/>
       </w:pPr>
+    </w:p>
+    <w:tbl>
+      <w:tblPr>
+        <w:tblStyle w:val="TableGrid"/>
+        <w:tblW w:type="auto" w:w="0"/>
+        <w:tblLayout w:type="fixed"/>
+        <w:tblLook w:firstColumn="1" w:firstRow="1" w:lastColumn="0" w:lastRow="0" w:noHBand="0" w:noVBand="1" w:val="04A0"/>
+      </w:tblPr>
+      <w:tblGrid>
+        <w:gridCol w:w="3389"/>
+        <w:gridCol w:w="3389"/>
+        <w:gridCol w:w="3389"/>
+      </w:tblGrid>
+      <w:tr>
+        <w:trPr>
+          <w:tblHeader w:val="true"/>
+        </w:trPr>
+        <w:tc>
+          <w:tcPr>
+            <w:tcW w:type="dxa" w:w="2016"/>
+            <w:shd w:fill="1F4E79"/>
+            <w:vAlign w:val="center"/>
+            <w:tcMar>
+              <w:top w:w="100" w:type="dxa"/>
+              <w:start w:w="120" w:type="dxa"/>
+              <w:bottom w:w="100" w:type="dxa"/>
+              <w:end w:w="120" w:type="dxa"/>
+            </w:tcMar>
+          </w:tcPr>
+          <w:p>
+            <w:pPr>
+              <w:jc w:val="center"/>
+            </w:pPr>
+            <w:r>
+              <w:rPr>
+                <w:rFonts w:ascii="Microsoft YaHei" w:hAnsi="Microsoft YaHei" w:eastAsia="Microsoft YaHei"/>
+                <w:b/>
+                <w:color w:val="FFFFFF"/>
+                <w:sz w:val="19"/>
+              </w:rPr>
+              <w:t>上传课程</w:t>
+            </w:r>
+          </w:p>
+        </w:tc>
+        <w:tc>
+          <w:tcPr>
+            <w:tcW w:type="dxa" w:w="5184"/>
+            <w:shd w:fill="1F4E79"/>
+            <w:vAlign w:val="center"/>
+            <w:tcMar>
+              <w:top w:w="100" w:type="dxa"/>
+              <w:start w:w="120" w:type="dxa"/>
+              <w:bottom w:w="100" w:type="dxa"/>
+              <w:end w:w="120" w:type="dxa"/>
+            </w:tcMar>
+          </w:tcPr>
+          <w:p>
+            <w:pPr>
+              <w:jc w:val="center"/>
+            </w:pPr>
+            <w:r>
+              <w:rPr>
+                <w:rFonts w:ascii="Microsoft YaHei" w:hAnsi="Microsoft YaHei" w:eastAsia="Microsoft YaHei"/>
+                <w:b/>
+                <w:color w:val="FFFFFF"/>
+                <w:sz w:val="19"/>
+              </w:rPr>
+              <w:t>上传文件</w:t>
+            </w:r>
+          </w:p>
+        </w:tc>
+        <w:tc>
+          <w:tcPr>
+            <w:tcW w:type="dxa" w:w="2880"/>
+            <w:shd w:fill="1F4E79"/>
+            <w:vAlign w:val="center"/>
+            <w:tcMar>
+              <w:top w:w="100" w:type="dxa"/>
+              <w:start w:w="120" w:type="dxa"/>
+              <w:bottom w:w="100" w:type="dxa"/>
+              <w:end w:w="120" w:type="dxa"/>
+            </w:tcMar>
+          </w:tcPr>
+          <w:p>
+            <w:pPr>
+              <w:jc w:val="center"/>
+            </w:pPr>
+            <w:r>
+              <w:rPr>
+                <w:rFonts w:ascii="Microsoft YaHei" w:hAnsi="Microsoft YaHei" w:eastAsia="Microsoft YaHei"/>
+                <w:b/>
+                <w:color w:val="FFFFFF"/>
+                <w:sz w:val="19"/>
+              </w:rPr>
+              <w:t>预期导入量</w:t>
+            </w:r>
+          </w:p>
+        </w:tc>
+      </w:tr>
+      <w:tr>
+        <w:tc>
+          <w:tcPr>
+            <w:tcW w:type="dxa" w:w="2016"/>
+            <w:vAlign w:val="center"/>
+            <w:tcMar>
+              <w:top w:w="100" w:type="dxa"/>
+              <w:start w:w="120" w:type="dxa"/>
+              <w:bottom w:w="100" w:type="dxa"/>
+              <w:end w:w="120" w:type="dxa"/>
+            </w:tcMar>
+          </w:tcPr>
+          <w:p>
+            <w:pPr>
+              <w:spacing w:after="0"/>
+              <w:jc w:val="center"/>
+            </w:pPr>
+            <w:r>
+              <w:rPr>
+                <w:rFonts w:ascii="Microsoft YaHei" w:hAnsi="Microsoft YaHei" w:eastAsia="Microsoft YaHei"/>
+                <w:b w:val="0"/>
+                <w:sz w:val="19"/>
+              </w:rPr>
+              <w:t>计算机网络</w:t>
+            </w:r>
+          </w:p>
+        </w:tc>
+        <w:tc>
+          <w:tcPr>
+            <w:tcW w:type="dxa" w:w="5184"/>
+            <w:vAlign w:val="center"/>
+            <w:tcMar>
+              <w:top w:w="100" w:type="dxa"/>
+              <w:start w:w="120" w:type="dxa"/>
+              <w:bottom w:w="100" w:type="dxa"/>
+              <w:end w:w="120" w:type="dxa"/>
+            </w:tcMar>
+          </w:tcPr>
+          <w:p>
+            <w:pPr>
+              <w:spacing w:after="0"/>
+              <w:jc w:val="left"/>
+            </w:pPr>
+            <w:r>
+              <w:rPr>
+                <w:rFonts w:ascii="Microsoft YaHei" w:hAnsi="Microsoft YaHei" w:eastAsia="Microsoft YaHei"/>
+                <w:b w:val="0"/>
+                <w:sz w:val="19"/>
+              </w:rPr>
+              <w:t>01-计算机网络-完整演示数据.sqlite</w:t>
+            </w:r>
+          </w:p>
+        </w:tc>
+        <w:tc>
+          <w:tcPr>
+            <w:tcW w:type="dxa" w:w="2880"/>
+            <w:vAlign w:val="center"/>
+            <w:tcMar>
+              <w:top w:w="100" w:type="dxa"/>
+              <w:start w:w="120" w:type="dxa"/>
+              <w:bottom w:w="100" w:type="dxa"/>
+              <w:end w:w="120" w:type="dxa"/>
+            </w:tcMar>
+          </w:tcPr>
+          <w:p>
+            <w:pPr>
+              <w:spacing w:after="0"/>
+              <w:jc w:val="left"/>
+            </w:pPr>
+            <w:r>
+              <w:rPr>
+                <w:rFonts w:ascii="Microsoft YaHei" w:hAnsi="Microsoft YaHei" w:eastAsia="Microsoft YaHei"/>
+                <w:b w:val="0"/>
+                <w:sz w:val="19"/>
+              </w:rPr>
+              <w:t>546 条</w:t>
+            </w:r>
+          </w:p>
+        </w:tc>
+      </w:tr>
+      <w:tr>
+        <w:tc>
+          <w:tcPr>
+            <w:tcW w:type="dxa" w:w="2016"/>
+            <w:shd w:fill="F7FAFC"/>
+            <w:vAlign w:val="center"/>
+            <w:tcMar>
+              <w:top w:w="100" w:type="dxa"/>
+              <w:start w:w="120" w:type="dxa"/>
+              <w:bottom w:w="100" w:type="dxa"/>
+              <w:end w:w="120" w:type="dxa"/>
+            </w:tcMar>
+          </w:tcPr>
+          <w:p>
+            <w:pPr>
+              <w:spacing w:after="0"/>
+              <w:jc w:val="center"/>
+            </w:pPr>
+            <w:r>
+              <w:rPr>
+                <w:rFonts w:ascii="Microsoft YaHei" w:hAnsi="Microsoft YaHei" w:eastAsia="Microsoft YaHei"/>
+                <w:b w:val="0"/>
+                <w:sz w:val="19"/>
+              </w:rPr>
+              <w:t>操作系统</w:t>
+            </w:r>
+          </w:p>
+        </w:tc>
+        <w:tc>
+          <w:tcPr>
+            <w:tcW w:type="dxa" w:w="5184"/>
+            <w:shd w:fill="F7FAFC"/>
+            <w:vAlign w:val="center"/>
+            <w:tcMar>
+              <w:top w:w="100" w:type="dxa"/>
+              <w:start w:w="120" w:type="dxa"/>
+              <w:bottom w:w="100" w:type="dxa"/>
+              <w:end w:w="120" w:type="dxa"/>
+            </w:tcMar>
+          </w:tcPr>
+          <w:p>
+            <w:pPr>
+              <w:spacing w:after="0"/>
+              <w:jc w:val="left"/>
+            </w:pPr>
+            <w:r>
+              <w:rPr>
+                <w:rFonts w:ascii="Microsoft YaHei" w:hAnsi="Microsoft YaHei" w:eastAsia="Microsoft YaHei"/>
+                <w:b w:val="0"/>
+                <w:sz w:val="19"/>
+              </w:rPr>
+              <w:t>02-操作系统-完整演示数据.sqlite</w:t>
+            </w:r>
+          </w:p>
+        </w:tc>
+        <w:tc>
+          <w:tcPr>
+            <w:tcW w:type="dxa" w:w="2880"/>
+            <w:shd w:fill="F7FAFC"/>
+            <w:vAlign w:val="center"/>
+            <w:tcMar>
+              <w:top w:w="100" w:type="dxa"/>
+              <w:start w:w="120" w:type="dxa"/>
+              <w:bottom w:w="100" w:type="dxa"/>
+              <w:end w:w="120" w:type="dxa"/>
+            </w:tcMar>
+          </w:tcPr>
+          <w:p>
+            <w:pPr>
+              <w:spacing w:after="0"/>
+              <w:jc w:val="left"/>
+            </w:pPr>
+            <w:r>
+              <w:rPr>
+                <w:rFonts w:ascii="Microsoft YaHei" w:hAnsi="Microsoft YaHei" w:eastAsia="Microsoft YaHei"/>
+                <w:b w:val="0"/>
+                <w:sz w:val="19"/>
+              </w:rPr>
+              <w:t>364 条</w:t>
+            </w:r>
+          </w:p>
+        </w:tc>
+      </w:tr>
+      <w:tr>
+        <w:tc>
+          <w:tcPr>
+            <w:tcW w:type="dxa" w:w="2016"/>
+            <w:vAlign w:val="center"/>
+            <w:tcMar>
+              <w:top w:w="100" w:type="dxa"/>
+              <w:start w:w="120" w:type="dxa"/>
+              <w:bottom w:w="100" w:type="dxa"/>
+              <w:end w:w="120" w:type="dxa"/>
+            </w:tcMar>
+          </w:tcPr>
+          <w:p>
+            <w:pPr>
+              <w:spacing w:after="0"/>
+              <w:jc w:val="center"/>
+            </w:pPr>
+            <w:r>
+              <w:rPr>
+                <w:rFonts w:ascii="Microsoft YaHei" w:hAnsi="Microsoft YaHei" w:eastAsia="Microsoft YaHei"/>
+                <w:b w:val="0"/>
+                <w:sz w:val="19"/>
+              </w:rPr>
+              <w:t>数据结构</w:t>
+            </w:r>
+          </w:p>
+        </w:tc>
+        <w:tc>
+          <w:tcPr>
+            <w:tcW w:type="dxa" w:w="5184"/>
+            <w:vAlign w:val="center"/>
+            <w:tcMar>
+              <w:top w:w="100" w:type="dxa"/>
+              <w:start w:w="120" w:type="dxa"/>
+              <w:bottom w:w="100" w:type="dxa"/>
+              <w:end w:w="120" w:type="dxa"/>
+            </w:tcMar>
+          </w:tcPr>
+          <w:p>
+            <w:pPr>
+              <w:spacing w:after="0"/>
+              <w:jc w:val="left"/>
+            </w:pPr>
+            <w:r>
+              <w:rPr>
+                <w:rFonts w:ascii="Microsoft YaHei" w:hAnsi="Microsoft YaHei" w:eastAsia="Microsoft YaHei"/>
+                <w:b w:val="0"/>
+                <w:sz w:val="19"/>
+              </w:rPr>
+              <w:t>03-数据结构-完整演示数据.sqlite</w:t>
+            </w:r>
+          </w:p>
+        </w:tc>
+        <w:tc>
+          <w:tcPr>
+            <w:tcW w:type="dxa" w:w="2880"/>
+            <w:vAlign w:val="center"/>
+            <w:tcMar>
+              <w:top w:w="100" w:type="dxa"/>
+              <w:start w:w="120" w:type="dxa"/>
+              <w:bottom w:w="100" w:type="dxa"/>
+              <w:end w:w="120" w:type="dxa"/>
+            </w:tcMar>
+          </w:tcPr>
+          <w:p>
+            <w:pPr>
+              <w:spacing w:after="0"/>
+              <w:jc w:val="left"/>
+            </w:pPr>
+            <w:r>
+              <w:rPr>
+                <w:rFonts w:ascii="Microsoft YaHei" w:hAnsi="Microsoft YaHei" w:eastAsia="Microsoft YaHei"/>
+                <w:b w:val="0"/>
+                <w:sz w:val="19"/>
+              </w:rPr>
+              <w:t>413 条</w:t>
+            </w:r>
+          </w:p>
+        </w:tc>
+      </w:tr>
+      <w:tr>
+        <w:tc>
+          <w:tcPr>
+            <w:tcW w:type="dxa" w:w="2016"/>
+            <w:shd w:fill="F7FAFC"/>
+            <w:vAlign w:val="center"/>
+            <w:tcMar>
+              <w:top w:w="100" w:type="dxa"/>
+              <w:start w:w="120" w:type="dxa"/>
+              <w:bottom w:w="100" w:type="dxa"/>
+              <w:end w:w="120" w:type="dxa"/>
+            </w:tcMar>
+          </w:tcPr>
+          <w:p>
+            <w:pPr>
+              <w:spacing w:after="0"/>
+              <w:jc w:val="center"/>
+            </w:pPr>
+            <w:r>
+              <w:rPr>
+                <w:rFonts w:ascii="Microsoft YaHei" w:hAnsi="Microsoft YaHei" w:eastAsia="Microsoft YaHei"/>
+                <w:b w:val="0"/>
+                <w:sz w:val="19"/>
+              </w:rPr>
+              <w:t>软件工程</w:t>
+            </w:r>
+          </w:p>
+        </w:tc>
+        <w:tc>
+          <w:tcPr>
+            <w:tcW w:type="dxa" w:w="5184"/>
+            <w:shd w:fill="F7FAFC"/>
+            <w:vAlign w:val="center"/>
+            <w:tcMar>
+              <w:top w:w="100" w:type="dxa"/>
+              <w:start w:w="120" w:type="dxa"/>
+              <w:bottom w:w="100" w:type="dxa"/>
+              <w:end w:w="120" w:type="dxa"/>
+            </w:tcMar>
+          </w:tcPr>
+          <w:p>
+            <w:pPr>
+              <w:spacing w:after="0"/>
+              <w:jc w:val="left"/>
+            </w:pPr>
+            <w:r>
+              <w:rPr>
+                <w:rFonts w:ascii="Microsoft YaHei" w:hAnsi="Microsoft YaHei" w:eastAsia="Microsoft YaHei"/>
+                <w:b w:val="0"/>
+                <w:sz w:val="19"/>
+              </w:rPr>
+              <w:t>04-软件工程-完整演示数据.sqlite</w:t>
+            </w:r>
+          </w:p>
+        </w:tc>
+        <w:tc>
+          <w:tcPr>
+            <w:tcW w:type="dxa" w:w="2880"/>
+            <w:shd w:fill="F7FAFC"/>
+            <w:vAlign w:val="center"/>
+            <w:tcMar>
+              <w:top w:w="100" w:type="dxa"/>
+              <w:start w:w="120" w:type="dxa"/>
+              <w:bottom w:w="100" w:type="dxa"/>
+              <w:end w:w="120" w:type="dxa"/>
+            </w:tcMar>
+          </w:tcPr>
+          <w:p>
+            <w:pPr>
+              <w:spacing w:after="0"/>
+              <w:jc w:val="left"/>
+            </w:pPr>
+            <w:r>
+              <w:rPr>
+                <w:rFonts w:ascii="Microsoft YaHei" w:hAnsi="Microsoft YaHei" w:eastAsia="Microsoft YaHei"/>
+                <w:b w:val="0"/>
+                <w:sz w:val="19"/>
+              </w:rPr>
+              <w:t>364 条</w:t>
+            </w:r>
+          </w:p>
+        </w:tc>
+      </w:tr>
+      <w:tr>
+        <w:tc>
+          <w:tcPr>
+            <w:tcW w:type="dxa" w:w="2016"/>
+            <w:vAlign w:val="center"/>
+            <w:tcMar>
+              <w:top w:w="100" w:type="dxa"/>
+              <w:start w:w="120" w:type="dxa"/>
+              <w:bottom w:w="100" w:type="dxa"/>
+              <w:end w:w="120" w:type="dxa"/>
+            </w:tcMar>
+          </w:tcPr>
+          <w:p>
+            <w:pPr>
+              <w:spacing w:after="0"/>
+              <w:jc w:val="center"/>
+            </w:pPr>
+            <w:r>
+              <w:rPr>
+                <w:rFonts w:ascii="Microsoft YaHei" w:hAnsi="Microsoft YaHei" w:eastAsia="Microsoft YaHei"/>
+                <w:b w:val="0"/>
+                <w:sz w:val="19"/>
+              </w:rPr>
+              <w:t>概率论与数理统计</w:t>
+            </w:r>
+          </w:p>
+        </w:tc>
+        <w:tc>
+          <w:tcPr>
+            <w:tcW w:type="dxa" w:w="5184"/>
+            <w:vAlign w:val="center"/>
+            <w:tcMar>
+              <w:top w:w="100" w:type="dxa"/>
+              <w:start w:w="120" w:type="dxa"/>
+              <w:bottom w:w="100" w:type="dxa"/>
+              <w:end w:w="120" w:type="dxa"/>
+            </w:tcMar>
+          </w:tcPr>
+          <w:p>
+            <w:pPr>
+              <w:spacing w:after="0"/>
+              <w:jc w:val="left"/>
+            </w:pPr>
+            <w:r>
+              <w:rPr>
+                <w:rFonts w:ascii="Microsoft YaHei" w:hAnsi="Microsoft YaHei" w:eastAsia="Microsoft YaHei"/>
+                <w:b w:val="0"/>
+                <w:sz w:val="19"/>
+              </w:rPr>
+              <w:t>05-概率论与数理统计-完整演示数据.sqlite</w:t>
+            </w:r>
+          </w:p>
+        </w:tc>
+        <w:tc>
+          <w:tcPr>
+            <w:tcW w:type="dxa" w:w="2880"/>
+            <w:vAlign w:val="center"/>
+            <w:tcMar>
+              <w:top w:w="100" w:type="dxa"/>
+              <w:start w:w="120" w:type="dxa"/>
+              <w:bottom w:w="100" w:type="dxa"/>
+              <w:end w:w="120" w:type="dxa"/>
+            </w:tcMar>
+          </w:tcPr>
+          <w:p>
+            <w:pPr>
+              <w:spacing w:after="0"/>
+              <w:jc w:val="left"/>
+            </w:pPr>
+            <w:r>
+              <w:rPr>
+                <w:rFonts w:ascii="Microsoft YaHei" w:hAnsi="Microsoft YaHei" w:eastAsia="Microsoft YaHei"/>
+                <w:b w:val="0"/>
+                <w:sz w:val="19"/>
+              </w:rPr>
+              <w:t>406 条</w:t>
+            </w:r>
+          </w:p>
+        </w:tc>
+      </w:tr>
+    </w:tbl>
+    <w:p>
+      <w:pPr>
+        <w:spacing w:after="20"/>
+      </w:pPr>
+    </w:p>
+    <w:p>
+      <w:r>
+        <w:br w:type="page"/>
+      </w:r>
     </w:p>
     <w:tbl>
       <w:tblPr>
@@ -1026,11 +1469,6 @@
       <w:pPr>
         <w:spacing w:after="20"/>
       </w:pPr>
-    </w:p>
-    <w:p>
-      <w:r>
-        <w:br w:type="page"/>
-      </w:r>
     </w:p>
     <w:p>
       <w:pPr>

--- a/docs/验收演示/AI辅助教学评价系统演示数据与操作手册.docx
+++ b/docs/验收演示/AI辅助教学评价系统演示数据与操作手册.docx
@@ -404,7 +404,7 @@
                 <w:b w:val="0"/>
                 <w:sz w:val="19"/>
               </w:rPr>
-              <w:t>299 条选课关系、1,196 条成绩、299 条考勤、299 条课堂参与、1,496 条知识点掌握度</w:t>
+              <w:t>648 条选课关系、2,592 条成绩、648 条考勤、648 条课堂参与、3,240 条知识点掌握度；2024 级五个班各 20 人</w:t>
             </w:r>
           </w:p>
         </w:tc>
@@ -514,7 +514,7 @@
                 <w:b w:val="0"/>
                 <w:sz w:val="19"/>
               </w:rPr>
-              <w:t>每门课程仅保留 1 条下滑风险案例，共 5 条，用于演示预警与约谈</w:t>
+              <w:t>保留可用于演示预警与约谈的下滑风险案例；以页面实际刷新结果为准</w:t>
             </w:r>
           </w:p>
         </w:tc>
@@ -698,7 +698,7 @@
                 <w:b w:val="0"/>
                 <w:sz w:val="19"/>
               </w:rPr>
-              <w:t>546 条</w:t>
+              <w:t>1,183 条</w:t>
             </w:r>
           </w:p>
         </w:tc>
@@ -781,7 +781,7 @@
                 <w:b w:val="0"/>
                 <w:sz w:val="19"/>
               </w:rPr>
-              <w:t>364 条</w:t>
+              <w:t>791 条</w:t>
             </w:r>
           </w:p>
         </w:tc>
@@ -861,7 +861,7 @@
                 <w:b w:val="0"/>
                 <w:sz w:val="19"/>
               </w:rPr>
-              <w:t>413 条</w:t>
+              <w:t>889 条</w:t>
             </w:r>
           </w:p>
         </w:tc>
@@ -944,7 +944,7 @@
                 <w:b w:val="0"/>
                 <w:sz w:val="19"/>
               </w:rPr>
-              <w:t>364 条</w:t>
+              <w:t>784 条</w:t>
             </w:r>
           </w:p>
         </w:tc>
@@ -1024,7 +1024,7 @@
                 <w:b w:val="0"/>
                 <w:sz w:val="19"/>
               </w:rPr>
-              <w:t>406 条</w:t>
+              <w:t>889 条</w:t>
             </w:r>
           </w:p>
         </w:tc>
@@ -1242,7 +1242,7 @@
                 <w:b w:val="0"/>
                 <w:sz w:val="19"/>
               </w:rPr>
-              <w:t>教师</w:t>
+              <w:t>教师王建国</w:t>
             </w:r>
           </w:p>
         </w:tc>
@@ -1297,6 +1297,169 @@
                 <w:sz w:val="19"/>
               </w:rPr>
               <w:t>计算机网络、操作系统、学情分析、AI</w:t>
+            </w:r>
+          </w:p>
+        </w:tc>
+      </w:tr>
+      <w:tr>
+        <w:tc>
+          <w:tcPr>
+            <w:tcW w:type="dxa" w:w="1440"/>
+            <w:vAlign w:val="center"/>
+            <w:tcMar>
+              <w:top w:w="100" w:type="dxa"/>
+              <w:start w:w="120" w:type="dxa"/>
+              <w:bottom w:w="100" w:type="dxa"/>
+              <w:end w:w="120" w:type="dxa"/>
+            </w:tcMar>
+          </w:tcPr>
+          <w:p>
+            <w:pPr>
+              <w:spacing w:after="0"/>
+              <w:jc w:val="center"/>
+            </w:pPr>
+            <w:r>
+              <w:rPr>
+                <w:rFonts w:ascii="Microsoft YaHei" w:hAnsi="Microsoft YaHei" w:eastAsia="Microsoft YaHei"/>
+                <w:b w:val="0"/>
+                <w:sz w:val="19"/>
+              </w:rPr>
+              <w:t>教师李明远</w:t>
+            </w:r>
+          </w:p>
+        </w:tc>
+        <w:tc>
+          <w:tcPr>
+            <w:tcW w:type="dxa" w:w="2880"/>
+            <w:vAlign w:val="center"/>
+            <w:tcMar>
+              <w:top w:w="100" w:type="dxa"/>
+              <w:start w:w="120" w:type="dxa"/>
+              <w:bottom w:w="100" w:type="dxa"/>
+              <w:end w:w="120" w:type="dxa"/>
+            </w:tcMar>
+          </w:tcPr>
+          <w:p>
+            <w:pPr>
+              <w:spacing w:after="0"/>
+              <w:jc w:val="left"/>
+            </w:pPr>
+            <w:r>
+              <w:rPr>
+                <w:rFonts w:ascii="Microsoft YaHei" w:hAnsi="Microsoft YaHei" w:eastAsia="Microsoft YaHei"/>
+                <w:b w:val="0"/>
+                <w:sz w:val="19"/>
+              </w:rPr>
+              <w:t>teacher2 / 123456</w:t>
+            </w:r>
+          </w:p>
+        </w:tc>
+        <w:tc>
+          <w:tcPr>
+            <w:tcW w:type="dxa" w:w="5760"/>
+            <w:vAlign w:val="center"/>
+            <w:tcMar>
+              <w:top w:w="100" w:type="dxa"/>
+              <w:start w:w="120" w:type="dxa"/>
+              <w:bottom w:w="100" w:type="dxa"/>
+              <w:end w:w="120" w:type="dxa"/>
+            </w:tcMar>
+          </w:tcPr>
+          <w:p>
+            <w:pPr>
+              <w:spacing w:after="0"/>
+              <w:jc w:val="left"/>
+            </w:pPr>
+            <w:r>
+              <w:rPr>
+                <w:rFonts w:ascii="Microsoft YaHei" w:hAnsi="Microsoft YaHei" w:eastAsia="Microsoft YaHei"/>
+                <w:b w:val="0"/>
+                <w:sz w:val="19"/>
+              </w:rPr>
+              <w:t>数据结构、软件工程、学情分析、AI</w:t>
+            </w:r>
+          </w:p>
+        </w:tc>
+      </w:tr>
+      <w:tr>
+        <w:tc>
+          <w:tcPr>
+            <w:tcW w:type="dxa" w:w="1440"/>
+            <w:shd w:fill="F7FAFC"/>
+            <w:vAlign w:val="center"/>
+            <w:tcMar>
+              <w:top w:w="100" w:type="dxa"/>
+              <w:start w:w="120" w:type="dxa"/>
+              <w:bottom w:w="100" w:type="dxa"/>
+              <w:end w:w="120" w:type="dxa"/>
+            </w:tcMar>
+          </w:tcPr>
+          <w:p>
+            <w:pPr>
+              <w:spacing w:after="0"/>
+              <w:jc w:val="center"/>
+            </w:pPr>
+            <w:r>
+              <w:rPr>
+                <w:rFonts w:ascii="Microsoft YaHei" w:hAnsi="Microsoft YaHei" w:eastAsia="Microsoft YaHei"/>
+                <w:b w:val="0"/>
+                <w:sz w:val="19"/>
+              </w:rPr>
+              <w:t>教师陈晓芳</w:t>
+            </w:r>
+          </w:p>
+        </w:tc>
+        <w:tc>
+          <w:tcPr>
+            <w:tcW w:type="dxa" w:w="2880"/>
+            <w:shd w:fill="F7FAFC"/>
+            <w:vAlign w:val="center"/>
+            <w:tcMar>
+              <w:top w:w="100" w:type="dxa"/>
+              <w:start w:w="120" w:type="dxa"/>
+              <w:bottom w:w="100" w:type="dxa"/>
+              <w:end w:w="120" w:type="dxa"/>
+            </w:tcMar>
+          </w:tcPr>
+          <w:p>
+            <w:pPr>
+              <w:spacing w:after="0"/>
+              <w:jc w:val="left"/>
+            </w:pPr>
+            <w:r>
+              <w:rPr>
+                <w:rFonts w:ascii="Microsoft YaHei" w:hAnsi="Microsoft YaHei" w:eastAsia="Microsoft YaHei"/>
+                <w:b w:val="0"/>
+                <w:sz w:val="19"/>
+              </w:rPr>
+              <w:t>teacher3 / 123456</w:t>
+            </w:r>
+          </w:p>
+        </w:tc>
+        <w:tc>
+          <w:tcPr>
+            <w:tcW w:type="dxa" w:w="5760"/>
+            <w:shd w:fill="F7FAFC"/>
+            <w:vAlign w:val="center"/>
+            <w:tcMar>
+              <w:top w:w="100" w:type="dxa"/>
+              <w:start w:w="120" w:type="dxa"/>
+              <w:bottom w:w="100" w:type="dxa"/>
+              <w:end w:w="120" w:type="dxa"/>
+            </w:tcMar>
+          </w:tcPr>
+          <w:p>
+            <w:pPr>
+              <w:spacing w:after="0"/>
+              <w:jc w:val="left"/>
+            </w:pPr>
+            <w:r>
+              <w:rPr>
+                <w:rFonts w:ascii="Microsoft YaHei" w:hAnsi="Microsoft YaHei" w:eastAsia="Microsoft YaHei"/>
+                <w:b w:val="0"/>
+                <w:sz w:val="19"/>
+              </w:rPr>
+              <w:t>概率论与数理统计、学情分析、AI</w:t>
             </w:r>
           </w:p>
         </w:tc>
@@ -1755,6 +1918,11 @@
       </w:tr>
     </w:tbl>
     <w:p>
+      <w:r>
+        <w:br w:type="page"/>
+      </w:r>
+    </w:p>
+    <w:p>
       <w:pPr>
         <w:pStyle w:val="Heading1"/>
       </w:pPr>
@@ -1972,7 +2140,7 @@
           <w:rFonts w:ascii="Microsoft YaHei" w:hAnsi="Microsoft YaHei" w:eastAsia="Microsoft YaHei"/>
           <w:b w:val="0"/>
         </w:rPr>
-        <w:t>进入 异常学情预警。计算机网络只显示 1 名明确风险学生；打开详情后可说明其期末下降和考勤风险。</w:t>
+        <w:t>进入 异常学情预警，点击“刷新预警”后查看系统根据当前成绩与过程数据生成的预警；打开详情说明原因。</w:t>
       </w:r>
     </w:p>
     <w:p>
@@ -2623,7 +2791,7 @@
                 <w:b w:val="0"/>
                 <w:sz w:val="19"/>
               </w:rPr>
-              <w:t>共 5 条，均有明确原因；非风险学生不被大量误报</w:t>
+              <w:t>刷新后预警应有明确原因；非风险学生不被大量误报</w:t>
             </w:r>
           </w:p>
         </w:tc>
